--- a/不同backoff+jitter參數的latency、conflict比較.docx
+++ b/不同backoff+jitter參數的latency、conflict比較.docx
@@ -273,11 +273,6 @@
       </w:r>
     </w:p>
     <w:p>
-      <w:pPr>
-        <w:rPr>
-          <w:rFonts w:hint="eastAsia"/>
-        </w:rPr>
-      </w:pPr>
       <w:r>
         <w:rPr>
           <w:rFonts w:hint="eastAsia"/>
@@ -435,16 +430,11 @@
       </w:r>
     </w:p>
     <w:p>
-      <w:pPr>
-        <w:rPr>
-          <w:rFonts w:hint="eastAsia"/>
-        </w:rPr>
-      </w:pPr>
-      <w:r>
-        <w:rPr>
-          <w:rFonts w:hint="eastAsia"/>
-        </w:rPr>
-        <w:t>根據實驗結果，跟我預設結論一樣，</w:t>
+      <w:r>
+        <w:rPr>
+          <w:rFonts w:hint="eastAsia"/>
+        </w:rPr>
+        <w:t>根據實驗結果，跟預設結論一樣，</w:t>
       </w:r>
       <w:r>
         <w:t>b</w:t>
@@ -477,13 +467,7 @@
         <w:rPr>
           <w:rFonts w:hint="eastAsia"/>
         </w:rPr>
-        <w:t>3</w:t>
-      </w:r>
-      <w:r>
-        <w:rPr>
-          <w:rFonts w:hint="eastAsia"/>
-        </w:rPr>
-        <w:t>.2%</w:t>
+        <w:t>3.2%</w:t>
       </w:r>
       <w:r>
         <w:rPr>
@@ -552,13 +536,7 @@
         <w:rPr>
           <w:rFonts w:hint="eastAsia"/>
         </w:rPr>
-        <w:t>exponential backof</w:t>
-      </w:r>
-      <w:r>
-        <w:rPr>
-          <w:rFonts w:hint="eastAsia"/>
-        </w:rPr>
-        <w:t>f</w:t>
+        <w:t>exponential backoff</w:t>
       </w:r>
       <w:r>
         <w:rPr>
@@ -699,13 +677,7 @@
         <w:rPr>
           <w:rFonts w:hint="eastAsia"/>
         </w:rPr>
-        <w:t>的</w:t>
-      </w:r>
-      <w:r>
-        <w:rPr>
-          <w:rFonts w:hint="eastAsia"/>
-        </w:rPr>
-        <w:t>平均中位數和</w:t>
+        <w:t>的平均中位數和</w:t>
       </w:r>
       <w:r>
         <w:rPr>
@@ -1080,13 +1052,7 @@
     <w:p/>
     <w:p/>
     <w:p/>
-    <w:p>
-      <w:pPr>
-        <w:rPr>
-          <w:rFonts w:hint="eastAsia"/>
-        </w:rPr>
-      </w:pPr>
-    </w:p>
+    <w:p/>
     <w:p>
       <w:r>
         <w:rPr>
@@ -1103,12 +1069,10 @@
       </w:r>
     </w:p>
     <w:p>
-      <w:pPr>
-        <w:rPr>
-          <w:rFonts w:hint="eastAsia"/>
-        </w:rPr>
-      </w:pPr>
-      <w:r>
+      <w:r>
+        <w:rPr>
+          <w:noProof/>
+        </w:rPr>
         <w:drawing>
           <wp:inline distT="0" distB="0" distL="0" distR="0" wp14:anchorId="0308DFF6" wp14:editId="32A66080">
             <wp:extent cx="5274310" cy="1220470"/>
@@ -1428,22 +1392,10 @@
         </w:drawing>
       </w:r>
     </w:p>
-    <w:p>
-      <w:pPr>
-        <w:rPr>
-          <w:rFonts w:hint="eastAsia"/>
-        </w:rPr>
-      </w:pPr>
-    </w:p>
     <w:p/>
     <w:p/>
-    <w:p>
-      <w:pPr>
-        <w:rPr>
-          <w:rFonts w:hint="eastAsia"/>
-        </w:rPr>
-      </w:pPr>
-    </w:p>
+    <w:p/>
+    <w:p/>
     <w:p>
       <w:r>
         <w:rPr>
@@ -1920,6 +1872,9 @@
     </w:p>
     <w:p>
       <w:r>
+        <w:rPr>
+          <w:noProof/>
+        </w:rPr>
         <w:drawing>
           <wp:inline distT="0" distB="0" distL="0" distR="0" wp14:anchorId="00B3BA80" wp14:editId="3172A854">
             <wp:extent cx="5274310" cy="1286510"/>
@@ -1967,6 +1922,9 @@
     </w:p>
     <w:p>
       <w:r>
+        <w:rPr>
+          <w:noProof/>
+        </w:rPr>
         <w:drawing>
           <wp:inline distT="0" distB="0" distL="0" distR="0" wp14:anchorId="1BB843B1" wp14:editId="13FE4620">
             <wp:extent cx="5274310" cy="508635"/>
@@ -2006,6 +1964,9 @@
     </w:p>
     <w:p>
       <w:r>
+        <w:rPr>
+          <w:noProof/>
+        </w:rPr>
         <w:drawing>
           <wp:inline distT="0" distB="0" distL="0" distR="0" wp14:anchorId="23DC7874" wp14:editId="5C05C598">
             <wp:extent cx="3696216" cy="676369"/>
@@ -2044,12 +2005,10 @@
       </w:r>
     </w:p>
     <w:p>
-      <w:pPr>
-        <w:rPr>
-          <w:rFonts w:hint="eastAsia"/>
-        </w:rPr>
-      </w:pPr>
-      <w:r>
+      <w:r>
+        <w:rPr>
+          <w:noProof/>
+        </w:rPr>
         <w:drawing>
           <wp:inline distT="0" distB="0" distL="0" distR="0" wp14:anchorId="52EFDAF5" wp14:editId="56AFBBCC">
             <wp:extent cx="4191585" cy="533474"/>
@@ -2097,6 +2056,9 @@
     </w:p>
     <w:p>
       <w:r>
+        <w:rPr>
+          <w:noProof/>
+        </w:rPr>
         <w:drawing>
           <wp:inline distT="0" distB="0" distL="0" distR="0" wp14:anchorId="5911F5B3" wp14:editId="46F25A5A">
             <wp:extent cx="5274310" cy="513080"/>
@@ -2136,6 +2098,9 @@
     </w:p>
     <w:p>
       <w:r>
+        <w:rPr>
+          <w:noProof/>
+        </w:rPr>
         <w:drawing>
           <wp:inline distT="0" distB="0" distL="0" distR="0" wp14:anchorId="71B2FE72" wp14:editId="7AD84476">
             <wp:extent cx="3667637" cy="647790"/>
@@ -2175,6 +2140,9 @@
     </w:p>
     <w:p>
       <w:r>
+        <w:rPr>
+          <w:noProof/>
+        </w:rPr>
         <w:drawing>
           <wp:inline distT="0" distB="0" distL="0" distR="0" wp14:anchorId="7D0668E8" wp14:editId="79F3836A">
             <wp:extent cx="3991532" cy="571580"/>
@@ -2213,13 +2181,7 @@
       </w:r>
     </w:p>
     <w:p/>
-    <w:p>
-      <w:pPr>
-        <w:rPr>
-          <w:rFonts w:hint="eastAsia"/>
-        </w:rPr>
-      </w:pPr>
-    </w:p>
+    <w:p/>
     <w:p>
       <w:r>
         <w:rPr>
@@ -2231,6 +2193,9 @@
     </w:p>
     <w:p>
       <w:r>
+        <w:rPr>
+          <w:noProof/>
+        </w:rPr>
         <w:drawing>
           <wp:inline distT="0" distB="0" distL="0" distR="0" wp14:anchorId="7F45FC6E" wp14:editId="06ECCCBB">
             <wp:extent cx="5274310" cy="480060"/>
@@ -2270,6 +2235,9 @@
     </w:p>
     <w:p>
       <w:r>
+        <w:rPr>
+          <w:noProof/>
+        </w:rPr>
         <w:drawing>
           <wp:inline distT="0" distB="0" distL="0" distR="0" wp14:anchorId="518E05B8" wp14:editId="507E568F">
             <wp:extent cx="4591691" cy="695422"/>
@@ -2308,12 +2276,10 @@
       </w:r>
     </w:p>
     <w:p>
-      <w:pPr>
-        <w:rPr>
-          <w:rFonts w:hint="eastAsia"/>
-        </w:rPr>
-      </w:pPr>
-      <w:r>
+      <w:r>
+        <w:rPr>
+          <w:noProof/>
+        </w:rPr>
         <w:drawing>
           <wp:inline distT="0" distB="0" distL="0" distR="0" wp14:anchorId="2E199BFB" wp14:editId="2781CA38">
             <wp:extent cx="4248743" cy="571580"/>
@@ -2361,6 +2327,9 @@
     </w:p>
     <w:p>
       <w:r>
+        <w:rPr>
+          <w:noProof/>
+        </w:rPr>
         <w:drawing>
           <wp:inline distT="0" distB="0" distL="0" distR="0" wp14:anchorId="25C1B775" wp14:editId="7F5F96AE">
             <wp:extent cx="5274310" cy="497840"/>
@@ -2400,6 +2369,9 @@
     </w:p>
     <w:p>
       <w:r>
+        <w:rPr>
+          <w:noProof/>
+        </w:rPr>
         <w:drawing>
           <wp:inline distT="0" distB="0" distL="0" distR="0" wp14:anchorId="0E31C523" wp14:editId="266481EB">
             <wp:extent cx="3658111" cy="695422"/>
@@ -2438,12 +2410,10 @@
       </w:r>
     </w:p>
     <w:p>
-      <w:pPr>
-        <w:rPr>
-          <w:rFonts w:hint="eastAsia"/>
-        </w:rPr>
-      </w:pPr>
-      <w:r>
+      <w:r>
+        <w:rPr>
+          <w:noProof/>
+        </w:rPr>
         <w:drawing>
           <wp:inline distT="0" distB="0" distL="0" distR="0" wp14:anchorId="53019B6C" wp14:editId="7FB45EAA">
             <wp:extent cx="4277322" cy="600159"/>
@@ -2491,6 +2461,9 @@
     </w:p>
     <w:p>
       <w:r>
+        <w:rPr>
+          <w:noProof/>
+        </w:rPr>
         <w:drawing>
           <wp:inline distT="0" distB="0" distL="0" distR="0" wp14:anchorId="6EBB4046" wp14:editId="7C5D094B">
             <wp:extent cx="5274310" cy="516890"/>
@@ -2530,6 +2503,9 @@
     </w:p>
     <w:p>
       <w:r>
+        <w:rPr>
+          <w:noProof/>
+        </w:rPr>
         <w:drawing>
           <wp:inline distT="0" distB="0" distL="0" distR="0" wp14:anchorId="6354A90F" wp14:editId="41E69CAC">
             <wp:extent cx="4563112" cy="704948"/>
@@ -2568,12 +2544,10 @@
       </w:r>
     </w:p>
     <w:p>
-      <w:pPr>
-        <w:rPr>
-          <w:rFonts w:hint="eastAsia"/>
-        </w:rPr>
-      </w:pPr>
-      <w:r>
+      <w:r>
+        <w:rPr>
+          <w:noProof/>
+        </w:rPr>
         <w:drawing>
           <wp:inline distT="0" distB="0" distL="0" distR="0" wp14:anchorId="53689186" wp14:editId="6DA3A435">
             <wp:extent cx="4258269" cy="504895"/>
@@ -2674,6 +2648,9 @@
     </w:p>
     <w:p>
       <w:r>
+        <w:rPr>
+          <w:noProof/>
+        </w:rPr>
         <w:drawing>
           <wp:inline distT="0" distB="0" distL="0" distR="0" wp14:anchorId="3E07142B" wp14:editId="0CE3E04E">
             <wp:extent cx="5274310" cy="727710"/>
@@ -2721,6 +2698,9 @@
     </w:p>
     <w:p>
       <w:r>
+        <w:rPr>
+          <w:noProof/>
+        </w:rPr>
         <w:drawing>
           <wp:inline distT="0" distB="0" distL="0" distR="0" wp14:anchorId="3C2C1C08" wp14:editId="57F55BA9">
             <wp:extent cx="5274310" cy="506095"/>
@@ -2760,6 +2740,9 @@
     </w:p>
     <w:p>
       <w:r>
+        <w:rPr>
+          <w:noProof/>
+        </w:rPr>
         <w:drawing>
           <wp:inline distT="0" distB="0" distL="0" distR="0" wp14:anchorId="46426753" wp14:editId="7C82AB79">
             <wp:extent cx="3658111" cy="695422"/>
@@ -2798,12 +2781,10 @@
       </w:r>
     </w:p>
     <w:p>
-      <w:pPr>
-        <w:rPr>
-          <w:rFonts w:hint="eastAsia"/>
-        </w:rPr>
-      </w:pPr>
-      <w:r>
+      <w:r>
+        <w:rPr>
+          <w:noProof/>
+        </w:rPr>
         <w:drawing>
           <wp:inline distT="0" distB="0" distL="0" distR="0" wp14:anchorId="37B04837" wp14:editId="00CF43CB">
             <wp:extent cx="4124901" cy="533474"/>
@@ -2851,6 +2832,9 @@
     </w:p>
     <w:p>
       <w:r>
+        <w:rPr>
+          <w:noProof/>
+        </w:rPr>
         <w:drawing>
           <wp:inline distT="0" distB="0" distL="0" distR="0" wp14:anchorId="086625A4" wp14:editId="09FCB763">
             <wp:extent cx="5274310" cy="478155"/>
@@ -2889,12 +2873,10 @@
       </w:r>
     </w:p>
     <w:p>
-      <w:pPr>
-        <w:rPr>
-          <w:rFonts w:hint="eastAsia"/>
-        </w:rPr>
-      </w:pPr>
-      <w:r>
+      <w:r>
+        <w:rPr>
+          <w:noProof/>
+        </w:rPr>
         <w:drawing>
           <wp:inline distT="0" distB="0" distL="0" distR="0" wp14:anchorId="368AB1CB" wp14:editId="01D39B0E">
             <wp:extent cx="3743847" cy="685896"/>
@@ -2934,6 +2916,9 @@
     </w:p>
     <w:p>
       <w:r>
+        <w:rPr>
+          <w:noProof/>
+        </w:rPr>
         <w:drawing>
           <wp:inline distT="0" distB="0" distL="0" distR="0" wp14:anchorId="296234B9" wp14:editId="378D7613">
             <wp:extent cx="4229690" cy="543001"/>
@@ -2972,20 +2957,8 @@
       </w:r>
     </w:p>
     <w:p/>
-    <w:p>
-      <w:pPr>
-        <w:rPr>
-          <w:rFonts w:hint="eastAsia"/>
-        </w:rPr>
-      </w:pPr>
-    </w:p>
-    <w:p>
-      <w:pPr>
-        <w:rPr>
-          <w:rFonts w:hint="eastAsia"/>
-        </w:rPr>
-      </w:pPr>
-    </w:p>
+    <w:p/>
+    <w:p/>
     <w:p>
       <w:r>
         <w:rPr>
@@ -3002,6 +2975,9 @@
         </w:rPr>
       </w:pPr>
       <w:r>
+        <w:rPr>
+          <w:noProof/>
+        </w:rPr>
         <w:drawing>
           <wp:inline distT="0" distB="0" distL="0" distR="0" wp14:anchorId="2D2BF228" wp14:editId="0119CD14">
             <wp:extent cx="5274310" cy="517525"/>
@@ -3093,12 +3069,10 @@
       </w:r>
     </w:p>
     <w:p>
-      <w:pPr>
-        <w:rPr>
-          <w:rFonts w:hint="eastAsia"/>
-        </w:rPr>
-      </w:pPr>
-      <w:r>
+      <w:r>
+        <w:rPr>
+          <w:noProof/>
+        </w:rPr>
         <w:drawing>
           <wp:inline distT="0" distB="0" distL="0" distR="0" wp14:anchorId="592B2E3A" wp14:editId="68995FDA">
             <wp:extent cx="4086795" cy="523948"/>
@@ -3146,6 +3120,9 @@
     </w:p>
     <w:p>
       <w:r>
+        <w:rPr>
+          <w:noProof/>
+        </w:rPr>
         <w:drawing>
           <wp:inline distT="0" distB="0" distL="0" distR="0" wp14:anchorId="2936D8BF" wp14:editId="12ACD8DE">
             <wp:extent cx="5274310" cy="513080"/>
@@ -3185,6 +3162,9 @@
     </w:p>
     <w:p>
       <w:r>
+        <w:rPr>
+          <w:noProof/>
+        </w:rPr>
         <w:drawing>
           <wp:inline distT="0" distB="0" distL="0" distR="0" wp14:anchorId="5A6AEA97" wp14:editId="52B67FD7">
             <wp:extent cx="3705742" cy="733527"/>
@@ -3223,12 +3203,10 @@
       </w:r>
     </w:p>
     <w:p>
-      <w:pPr>
-        <w:rPr>
-          <w:rFonts w:hint="eastAsia"/>
-        </w:rPr>
-      </w:pPr>
-      <w:r>
+      <w:r>
+        <w:rPr>
+          <w:noProof/>
+        </w:rPr>
         <w:drawing>
           <wp:inline distT="0" distB="0" distL="0" distR="0" wp14:anchorId="753F543E" wp14:editId="198FB388">
             <wp:extent cx="4115374" cy="495369"/>
@@ -3267,11 +3245,6 @@
       </w:r>
     </w:p>
     <w:p>
-      <w:pPr>
-        <w:rPr>
-          <w:rFonts w:hint="eastAsia"/>
-        </w:rPr>
-      </w:pPr>
       <w:r>
         <w:rPr>
           <w:rFonts w:hint="eastAsia"/>
@@ -3281,6 +3254,9 @@
     </w:p>
     <w:p>
       <w:r>
+        <w:rPr>
+          <w:noProof/>
+        </w:rPr>
         <w:drawing>
           <wp:inline distT="0" distB="0" distL="0" distR="0" wp14:anchorId="092AAA61" wp14:editId="273374EE">
             <wp:extent cx="5274310" cy="481965"/>
@@ -3319,12 +3295,10 @@
       </w:r>
     </w:p>
     <w:p>
-      <w:pPr>
-        <w:rPr>
-          <w:rFonts w:hint="eastAsia"/>
-        </w:rPr>
-      </w:pPr>
-      <w:r>
+      <w:r>
+        <w:rPr>
+          <w:noProof/>
+        </w:rPr>
         <w:drawing>
           <wp:inline distT="0" distB="0" distL="0" distR="0" wp14:anchorId="6196EE53" wp14:editId="7641C828">
             <wp:extent cx="3715268" cy="685896"/>
@@ -3363,12 +3337,10 @@
       </w:r>
     </w:p>
     <w:p>
-      <w:pPr>
-        <w:rPr>
-          <w:rFonts w:hint="eastAsia"/>
-        </w:rPr>
-      </w:pPr>
-      <w:r>
+      <w:r>
+        <w:rPr>
+          <w:noProof/>
+        </w:rPr>
         <w:drawing>
           <wp:inline distT="0" distB="0" distL="0" distR="0" wp14:anchorId="52A2764B" wp14:editId="3DA1092B">
             <wp:extent cx="4305901" cy="504895"/>
@@ -4777,6 +4749,7 @@
   <w:style w:type="character" w:default="1" w:styleId="a0">
     <w:name w:val="Default Paragraph Font"/>
     <w:uiPriority w:val="1"/>
+    <w:semiHidden/>
     <w:unhideWhenUsed/>
   </w:style>
   <w:style w:type="table" w:default="1" w:styleId="a1">

--- a/不同backoff+jitter參數的latency、conflict比較.docx
+++ b/不同backoff+jitter參數的latency、conflict比較.docx
@@ -779,220 +779,25 @@
         <w:rPr>
           <w:rFonts w:hint="eastAsia"/>
         </w:rPr>
-        <w:t>，可以差到</w:t>
-      </w:r>
-      <w:r>
-        <w:rPr>
-          <w:rFonts w:hint="eastAsia"/>
-        </w:rPr>
-        <w:t>數倍</w:t>
-      </w:r>
-      <w:r>
-        <w:rPr>
-          <w:rFonts w:hint="eastAsia"/>
-        </w:rPr>
-        <w:t>，且量級擴大後也會同步降低更多的</w:t>
-      </w:r>
-      <w:r>
-        <w:rPr>
-          <w:rFonts w:hint="eastAsia"/>
-        </w:rPr>
-        <w:t>latency</w:t>
-      </w:r>
-      <w:r>
-        <w:rPr>
-          <w:rFonts w:hint="eastAsia"/>
-        </w:rPr>
-        <w:t>。</w:t>
-      </w:r>
-      <w:r>
-        <w:rPr>
-          <w:rFonts w:hint="eastAsia"/>
-        </w:rPr>
-        <w:t>之所以</w:t>
-      </w:r>
-      <w:r>
-        <w:rPr>
-          <w:rFonts w:hint="eastAsia"/>
-        </w:rPr>
-        <w:t>還要</w:t>
-      </w:r>
-      <w:r>
-        <w:rPr>
-          <w:rFonts w:hint="eastAsia"/>
-        </w:rPr>
-        <w:t>看</w:t>
-      </w:r>
-      <w:r>
-        <w:rPr>
-          <w:rFonts w:hint="eastAsia"/>
-        </w:rPr>
-        <w:t>PR</w:t>
-      </w:r>
-      <w:r>
-        <w:t>9</w:t>
-      </w:r>
-      <w:r>
-        <w:rPr>
-          <w:rFonts w:hint="eastAsia"/>
-        </w:rPr>
-        <w:t>9</w:t>
-      </w:r>
-      <w:r>
-        <w:rPr>
-          <w:rFonts w:hint="eastAsia"/>
-        </w:rPr>
-        <w:t>而不只是看中位數，是因為我覺得對公司或一個專案而言，</w:t>
-      </w:r>
-      <w:r>
-        <w:rPr>
-          <w:rFonts w:hint="eastAsia"/>
-        </w:rPr>
-        <w:t>應該盡量讓每個</w:t>
-      </w:r>
-      <w:r>
-        <w:rPr>
-          <w:rFonts w:hint="eastAsia"/>
-        </w:rPr>
-        <w:t>用戶</w:t>
-      </w:r>
-      <w:r>
-        <w:rPr>
-          <w:rFonts w:hint="eastAsia"/>
-        </w:rPr>
-        <w:t>體驗</w:t>
-      </w:r>
-      <w:r>
-        <w:rPr>
-          <w:rFonts w:hint="eastAsia"/>
-        </w:rPr>
-        <w:t>都</w:t>
-      </w:r>
-      <w:r>
-        <w:rPr>
-          <w:rFonts w:hint="eastAsia"/>
-        </w:rPr>
-        <w:t>變好</w:t>
-      </w:r>
-      <w:r>
-        <w:rPr>
-          <w:rFonts w:hint="eastAsia"/>
-        </w:rPr>
         <w:t>，</w:t>
       </w:r>
       <w:r>
-        <w:rPr>
-          <w:rFonts w:hint="eastAsia"/>
-        </w:rPr>
-        <w:t>這才能真正考驗這個系統的</w:t>
-      </w:r>
-      <w:r>
-        <w:rPr>
-          <w:rFonts w:hint="eastAsia"/>
-        </w:rPr>
-        <w:t>穩定性</w:t>
-      </w:r>
-      <w:r>
-        <w:rPr>
-          <w:rFonts w:hint="eastAsia"/>
-        </w:rPr>
-        <w:t>承載，</w:t>
-      </w:r>
-      <w:r>
-        <w:rPr>
-          <w:rFonts w:hint="eastAsia"/>
-        </w:rPr>
-        <w:t>而且</w:t>
-      </w:r>
-      <w:r>
-        <w:rPr>
-          <w:rFonts w:hint="eastAsia"/>
-        </w:rPr>
-        <w:t>按照數學的指數</w:t>
-      </w:r>
-      <w:r>
-        <w:rPr>
-          <w:rFonts w:hint="eastAsia"/>
-        </w:rPr>
-        <w:t>公式</w:t>
-      </w:r>
-      <w:r>
-        <w:rPr>
-          <w:rFonts w:hint="eastAsia"/>
-        </w:rPr>
-        <w:t>來看，每次都流失</w:t>
-      </w:r>
-      <w:r>
-        <w:rPr>
-          <w:rFonts w:hint="eastAsia"/>
-        </w:rPr>
-        <w:t>50%</w:t>
-      </w:r>
-      <w:r>
-        <w:rPr>
-          <w:rFonts w:hint="eastAsia"/>
-        </w:rPr>
-        <w:t>的客戶</w:t>
-      </w:r>
-      <w:r>
-        <w:rPr>
-          <w:rFonts w:hint="eastAsia"/>
-        </w:rPr>
-        <w:t>(</w:t>
-      </w:r>
-      <w:r>
-        <w:rPr>
-          <w:rFonts w:hint="eastAsia"/>
-        </w:rPr>
-        <w:t>中位數之後</w:t>
-      </w:r>
-      <w:r>
-        <w:rPr>
-          <w:rFonts w:hint="eastAsia"/>
-        </w:rPr>
-        <w:t>的用戶</w:t>
-      </w:r>
-      <w:r>
-        <w:rPr>
-          <w:rFonts w:hint="eastAsia"/>
-        </w:rPr>
-        <w:t>)</w:t>
-      </w:r>
-      <w:r>
-        <w:rPr>
-          <w:rFonts w:hint="eastAsia"/>
-        </w:rPr>
-        <w:t>和流失</w:t>
-      </w:r>
-      <w:r>
-        <w:rPr>
-          <w:rFonts w:hint="eastAsia"/>
-        </w:rPr>
-        <w:t>1%</w:t>
-      </w:r>
-      <w:r>
-        <w:rPr>
-          <w:rFonts w:hint="eastAsia"/>
-        </w:rPr>
-        <w:t>的客戶</w:t>
-      </w:r>
-      <w:r>
-        <w:rPr>
-          <w:rFonts w:hint="eastAsia"/>
-        </w:rPr>
-        <w:t>(PR99</w:t>
-      </w:r>
-      <w:r>
-        <w:rPr>
-          <w:rFonts w:hint="eastAsia"/>
-        </w:rPr>
-        <w:t>之後的用戶</w:t>
-      </w:r>
-      <w:r>
-        <w:rPr>
-          <w:rFonts w:hint="eastAsia"/>
-        </w:rPr>
-        <w:t>)</w:t>
+        <w:t xml:space="preserve">exponential backoff+jitter </w:t>
+      </w:r>
+      <w:r>
+        <w:t>在本次測試中</w:t>
+      </w:r>
+      <w:r>
+        <w:rPr>
+          <w:rFonts w:hint="eastAsia"/>
+        </w:rPr>
+        <w:t>表現皆最</w:t>
+      </w:r>
+      <w:r>
+        <w:rPr>
+          <w:rFonts w:hint="eastAsia"/>
+        </w:rPr>
+        <w:t>符合預設</w:t>
       </w:r>
       <w:r>
         <w:rPr>
@@ -1001,64 +806,84 @@
         <w:t>，</w:t>
       </w:r>
       <w:r>
-        <w:rPr>
-          <w:rFonts w:hint="eastAsia"/>
-        </w:rPr>
-        <w:t>兩者如果都跑</w:t>
-      </w:r>
-      <w:r>
-        <w:rPr>
-          <w:rFonts w:hint="eastAsia"/>
-        </w:rPr>
-        <w:t>5</w:t>
-      </w:r>
-      <w:r>
-        <w:rPr>
-          <w:rFonts w:hint="eastAsia"/>
-        </w:rPr>
-        <w:t>次的循環，留存率一個還有</w:t>
-      </w:r>
-      <w:r>
-        <w:rPr>
-          <w:rFonts w:hint="eastAsia"/>
-        </w:rPr>
-        <w:t>95%</w:t>
-      </w:r>
-      <w:r>
-        <w:rPr>
-          <w:rFonts w:hint="eastAsia"/>
-        </w:rPr>
-        <w:t>，中位數的就只剩下</w:t>
-      </w:r>
-      <w:r>
-        <w:rPr>
-          <w:rFonts w:hint="eastAsia"/>
-        </w:rPr>
-        <w:t>3.1%</w:t>
-      </w:r>
-      <w:r>
-        <w:rPr>
-          <w:rFonts w:hint="eastAsia"/>
-        </w:rPr>
-        <w:t>，重要性顯而易見</w:t>
-      </w:r>
-      <w:r>
-        <w:rPr>
-          <w:rFonts w:hint="eastAsia"/>
-        </w:rPr>
-        <w:t>。</w:t>
+        <w:t>因此目前可作為預設策略</w:t>
+      </w:r>
+      <w:r>
+        <w:rPr>
+          <w:rFonts w:hint="eastAsia"/>
+        </w:rPr>
+        <w:t>，</w:t>
+      </w:r>
+      <w:r>
+        <w:t xml:space="preserve">linear backoff+jitter </w:t>
+      </w:r>
+      <w:r>
+        <w:t>適合低延遲優先的情境；純</w:t>
+      </w:r>
+      <w:r>
+        <w:t xml:space="preserve"> exponential backoff </w:t>
+      </w:r>
+      <w:r>
+        <w:t>則較適合保守降低</w:t>
+      </w:r>
+      <w:r>
+        <w:t xml:space="preserve"> DB </w:t>
+      </w:r>
+      <w:r>
+        <w:t>衝突，但可能犧牲尾端延遲。</w:t>
+      </w:r>
+      <w:r>
+        <w:rPr>
+          <w:rFonts w:hint="eastAsia"/>
+        </w:rPr>
+        <w:t>而</w:t>
+      </w:r>
+      <w:r>
+        <w:t>本次測試樣本</w:t>
+      </w:r>
+      <w:r>
+        <w:rPr>
+          <w:rFonts w:hint="eastAsia"/>
+        </w:rPr>
+        <w:t>為</w:t>
+      </w:r>
+      <w:r>
+        <w:t>issue100/request100</w:t>
+      </w:r>
+      <w:r>
+        <w:t>，屬於小規模高衝突測試，主要用來觀察趨勢；後續可再用</w:t>
+      </w:r>
+      <w:r>
+        <w:t xml:space="preserve"> issue500/request1000</w:t>
+      </w:r>
+      <w:r>
+        <w:t>、</w:t>
+      </w:r>
+      <w:r>
+        <w:t xml:space="preserve">issue1000/request2000 </w:t>
+      </w:r>
+      <w:r>
+        <w:t>驗證是否一致。</w:t>
       </w:r>
     </w:p>
     <w:p/>
     <w:p/>
     <w:p/>
+    <w:p>
+      <w:pPr>
+        <w:rPr>
+          <w:rFonts w:hint="eastAsia"/>
+        </w:rPr>
+      </w:pPr>
+    </w:p>
     <w:p/>
-    <w:p>
-      <w:r>
-        <w:rPr>
-          <w:rFonts w:hint="eastAsia"/>
-        </w:rPr>
-        <w:lastRenderedPageBreak/>
+    <w:p/>
+    <w:p/>
+    <w:p>
+      <w:r>
+        <w:rPr>
+          <w:rFonts w:hint="eastAsia"/>
+        </w:rPr>
         <w:t>linear backoff</w:t>
       </w:r>
       <w:r>
@@ -1401,7 +1226,6 @@
         <w:rPr>
           <w:rFonts w:hint="eastAsia"/>
         </w:rPr>
-        <w:lastRenderedPageBreak/>
         <w:t>3.</w:t>
       </w:r>
     </w:p>
@@ -1805,7 +1629,6 @@
         <w:rPr>
           <w:rFonts w:hint="eastAsia"/>
         </w:rPr>
-        <w:lastRenderedPageBreak/>
         <w:t>exponential backoff</w:t>
       </w:r>
     </w:p>
@@ -2143,6 +1966,7 @@
         <w:rPr>
           <w:noProof/>
         </w:rPr>
+        <w:lastRenderedPageBreak/>
         <w:drawing>
           <wp:inline distT="0" distB="0" distL="0" distR="0" wp14:anchorId="7D0668E8" wp14:editId="79F3836A">
             <wp:extent cx="3991532" cy="571580"/>
@@ -2187,7 +2011,6 @@
         <w:rPr>
           <w:rFonts w:hint="eastAsia"/>
         </w:rPr>
-        <w:lastRenderedPageBreak/>
         <w:t>3.</w:t>
       </w:r>
     </w:p>
@@ -2506,6 +2329,7 @@
         <w:rPr>
           <w:noProof/>
         </w:rPr>
+        <w:lastRenderedPageBreak/>
         <w:drawing>
           <wp:inline distT="0" distB="0" distL="0" distR="0" wp14:anchorId="6354A90F" wp14:editId="41E69CAC">
             <wp:extent cx="4563112" cy="704948"/>
@@ -2590,7 +2414,6 @@
         <w:rPr>
           <w:rFonts w:hint="eastAsia"/>
         </w:rPr>
-        <w:lastRenderedPageBreak/>
         <w:t>exponential backoff+jitter</w:t>
       </w:r>
     </w:p>
@@ -2919,6 +2742,7 @@
         <w:rPr>
           <w:noProof/>
         </w:rPr>
+        <w:lastRenderedPageBreak/>
         <w:drawing>
           <wp:inline distT="0" distB="0" distL="0" distR="0" wp14:anchorId="296234B9" wp14:editId="378D7613">
             <wp:extent cx="4229690" cy="543001"/>
@@ -2964,7 +2788,6 @@
         <w:rPr>
           <w:rFonts w:hint="eastAsia"/>
         </w:rPr>
-        <w:lastRenderedPageBreak/>
         <w:t>3.</w:t>
       </w:r>
     </w:p>
@@ -3299,6 +3122,7 @@
         <w:rPr>
           <w:noProof/>
         </w:rPr>
+        <w:lastRenderedPageBreak/>
         <w:drawing>
           <wp:inline distT="0" distB="0" distL="0" distR="0" wp14:anchorId="6196EE53" wp14:editId="7641C828">
             <wp:extent cx="3715268" cy="685896"/>
@@ -4749,7 +4573,6 @@
   <w:style w:type="character" w:default="1" w:styleId="a0">
     <w:name w:val="Default Paragraph Font"/>
     <w:uiPriority w:val="1"/>
-    <w:semiHidden/>
     <w:unhideWhenUsed/>
   </w:style>
   <w:style w:type="table" w:default="1" w:styleId="a1">

--- a/不同backoff+jitter參數的latency、conflict比較.docx
+++ b/不同backoff+jitter參數的latency、conflict比較.docx
@@ -29,9 +29,11 @@
       <w:r>
         <w:t>的</w:t>
       </w:r>
+      <w:proofErr w:type="spellStart"/>
       <w:r>
         <w:t>thread.sleep</w:t>
       </w:r>
+      <w:proofErr w:type="spellEnd"/>
       <w:r>
         <w:t>方式比較</w:t>
       </w:r>
@@ -125,6 +127,7 @@
         </w:rPr>
         <w:t>、</w:t>
       </w:r>
+      <w:proofErr w:type="spellStart"/>
       <w:r>
         <w:t>e</w:t>
       </w:r>
@@ -146,18 +149,21 @@
         </w:rPr>
         <w:t>backoff</w:t>
       </w:r>
+      <w:proofErr w:type="spellEnd"/>
       <w:r>
         <w:rPr>
           <w:rFonts w:hint="eastAsia"/>
         </w:rPr>
         <w:t>、</w:t>
       </w:r>
+      <w:proofErr w:type="spellStart"/>
       <w:r>
         <w:rPr>
           <w:rFonts w:hint="eastAsia"/>
         </w:rPr>
         <w:t>exponential_backoff+jitter</w:t>
       </w:r>
+      <w:proofErr w:type="spellEnd"/>
       <w:r>
         <w:rPr>
           <w:rFonts w:hint="eastAsia"/>
@@ -210,7 +216,21 @@
         <w:rPr>
           <w:rFonts w:hint="eastAsia"/>
         </w:rPr>
-        <w:t>這三個方式的優缺點</w:t>
+        <w:t>這三</w:t>
+      </w:r>
+      <w:proofErr w:type="gramStart"/>
+      <w:r>
+        <w:rPr>
+          <w:rFonts w:hint="eastAsia"/>
+        </w:rPr>
+        <w:t>個</w:t>
+      </w:r>
+      <w:proofErr w:type="gramEnd"/>
+      <w:r>
+        <w:rPr>
+          <w:rFonts w:hint="eastAsia"/>
+        </w:rPr>
+        <w:t>方式的優缺點</w:t>
       </w:r>
       <w:r>
         <w:rPr>
@@ -369,6 +389,7 @@
         </w:rPr>
         <w:t>去讓不同的請求有不同的等待時間，只有</w:t>
       </w:r>
+      <w:proofErr w:type="spellStart"/>
       <w:r>
         <w:t>r</w:t>
       </w:r>
@@ -378,6 +399,7 @@
         </w:rPr>
         <w:t>etryTime</w:t>
       </w:r>
+      <w:proofErr w:type="spellEnd"/>
       <w:r>
         <w:rPr>
           <w:rFonts w:hint="eastAsia"/>
@@ -787,6 +809,7 @@
       <w:r>
         <w:t>在本次測試中</w:t>
       </w:r>
+      <w:proofErr w:type="gramStart"/>
       <w:r>
         <w:rPr>
           <w:rFonts w:hint="eastAsia"/>
@@ -797,7 +820,14 @@
         <w:rPr>
           <w:rFonts w:hint="eastAsia"/>
         </w:rPr>
-        <w:t>符合預設</w:t>
+        <w:t>符合</w:t>
+      </w:r>
+      <w:proofErr w:type="gramEnd"/>
+      <w:r>
+        <w:rPr>
+          <w:rFonts w:hint="eastAsia"/>
+        </w:rPr>
+        <w:t>預設</w:t>
       </w:r>
       <w:r>
         <w:rPr>
@@ -876,14 +906,12 @@
         </w:rPr>
       </w:pPr>
     </w:p>
-    <w:p/>
-    <w:p/>
-    <w:p/>
-    <w:p>
-      <w:r>
-        <w:rPr>
-          <w:rFonts w:hint="eastAsia"/>
-        </w:rPr>
+    <w:p>
+      <w:r>
+        <w:rPr>
+          <w:rFonts w:hint="eastAsia"/>
+        </w:rPr>
+        <w:lastRenderedPageBreak/>
         <w:t>linear backoff</w:t>
       </w:r>
       <w:r>
@@ -1226,6 +1254,7 @@
         <w:rPr>
           <w:rFonts w:hint="eastAsia"/>
         </w:rPr>
+        <w:lastRenderedPageBreak/>
         <w:t>3.</w:t>
       </w:r>
     </w:p>
@@ -1629,6 +1658,7 @@
         <w:rPr>
           <w:rFonts w:hint="eastAsia"/>
         </w:rPr>
+        <w:lastRenderedPageBreak/>
         <w:t>exponential backoff</w:t>
       </w:r>
     </w:p>
@@ -1966,7 +1996,6 @@
         <w:rPr>
           <w:noProof/>
         </w:rPr>
-        <w:lastRenderedPageBreak/>
         <w:drawing>
           <wp:inline distT="0" distB="0" distL="0" distR="0" wp14:anchorId="7D0668E8" wp14:editId="79F3836A">
             <wp:extent cx="3991532" cy="571580"/>
@@ -2011,6 +2040,7 @@
         <w:rPr>
           <w:rFonts w:hint="eastAsia"/>
         </w:rPr>
+        <w:lastRenderedPageBreak/>
         <w:t>3.</w:t>
       </w:r>
     </w:p>
@@ -2329,7 +2359,6 @@
         <w:rPr>
           <w:noProof/>
         </w:rPr>
-        <w:lastRenderedPageBreak/>
         <w:drawing>
           <wp:inline distT="0" distB="0" distL="0" distR="0" wp14:anchorId="6354A90F" wp14:editId="41E69CAC">
             <wp:extent cx="4563112" cy="704948"/>
@@ -2414,6 +2443,7 @@
         <w:rPr>
           <w:rFonts w:hint="eastAsia"/>
         </w:rPr>
+        <w:lastRenderedPageBreak/>
         <w:t>exponential backoff+jitter</w:t>
       </w:r>
     </w:p>
@@ -2442,13 +2472,27 @@
         <w:rPr>
           <w:rFonts w:hint="eastAsia"/>
         </w:rPr>
-        <w:t>andom(</w:t>
-      </w:r>
-      <w:r>
-        <w:rPr>
-          <w:rFonts w:hint="eastAsia"/>
-        </w:rPr>
-        <w:t>)*(</w:t>
+        <w:t>andom</w:t>
+      </w:r>
+      <w:proofErr w:type="gramStart"/>
+      <w:r>
+        <w:rPr>
+          <w:rFonts w:hint="eastAsia"/>
+        </w:rPr>
+        <w:t>(</w:t>
+      </w:r>
+      <w:r>
+        <w:rPr>
+          <w:rFonts w:hint="eastAsia"/>
+        </w:rPr>
+        <w:t>)*</w:t>
+      </w:r>
+      <w:proofErr w:type="gramEnd"/>
+      <w:r>
+        <w:rPr>
+          <w:rFonts w:hint="eastAsia"/>
+        </w:rPr>
+        <w:t>(</w:t>
       </w:r>
       <w:r>
         <w:rPr>
@@ -2742,7 +2786,6 @@
         <w:rPr>
           <w:noProof/>
         </w:rPr>
-        <w:lastRenderedPageBreak/>
         <w:drawing>
           <wp:inline distT="0" distB="0" distL="0" distR="0" wp14:anchorId="296234B9" wp14:editId="378D7613">
             <wp:extent cx="4229690" cy="543001"/>
@@ -2788,6 +2831,7 @@
         <w:rPr>
           <w:rFonts w:hint="eastAsia"/>
         </w:rPr>
+        <w:lastRenderedPageBreak/>
         <w:t>3.</w:t>
       </w:r>
     </w:p>
@@ -3122,7 +3166,6 @@
         <w:rPr>
           <w:noProof/>
         </w:rPr>
-        <w:lastRenderedPageBreak/>
         <w:drawing>
           <wp:inline distT="0" distB="0" distL="0" distR="0" wp14:anchorId="6196EE53" wp14:editId="7641C828">
             <wp:extent cx="3715268" cy="685896"/>
@@ -4573,6 +4616,7 @@
   <w:style w:type="character" w:default="1" w:styleId="a0">
     <w:name w:val="Default Paragraph Font"/>
     <w:uiPriority w:val="1"/>
+    <w:semiHidden/>
     <w:unhideWhenUsed/>
   </w:style>
   <w:style w:type="table" w:default="1" w:styleId="a1">
